--- a/docs/kuwenta-requirements.docx
+++ b/docs/kuwenta-requirements.docx
@@ -270,7 +270,7 @@
                 <w:szCs w:val="18"/>
                 <w:rFonts w:ascii="Arial" w:cs="Arial" w:eastAsia="Arial" w:hAnsi="Arial"/>
               </w:rPr>
-              <w:t xml:space="preserve">1.6 (Draft) – links to tech stack and external API docs</w:t>
+              <w:t xml:space="preserve">1.7 (Draft) – diagrams moved to docs/design/</w:t>
             </w:r>
           </w:p>
         </w:tc>
@@ -883,8 +883,8 @@
         </w:tblBorders>
       </w:tblPr>
       <w:tblGrid>
-        <w:gridCol w:w="3405"/>
-        <w:gridCol w:w="6341"/>
+        <w:gridCol w:w="4376"/>
+        <w:gridCol w:w="5370"/>
       </w:tblGrid>
       <w:tr>
         <w:trPr>
@@ -892,7 +892,7 @@
         </w:trPr>
         <w:tc>
           <w:tcPr>
-            <w:tcW w:type="dxa" w:w="3405"/>
+            <w:tcW w:type="dxa" w:w="4376"/>
             <w:tcBorders>
               <w:top w:val="single" w:color="BFBFBF" w:sz="4"/>
               <w:left w:val="single" w:color="BFBFBF" w:sz="4"/>
@@ -923,7 +923,7 @@
         </w:tc>
         <w:tc>
           <w:tcPr>
-            <w:tcW w:type="dxa" w:w="6341"/>
+            <w:tcW w:type="dxa" w:w="5370"/>
             <w:tcBorders>
               <w:top w:val="single" w:color="BFBFBF" w:sz="4"/>
               <w:left w:val="single" w:color="BFBFBF" w:sz="4"/>
@@ -956,36 +956,36 @@
       <w:tr>
         <w:tc>
           <w:tcPr>
-            <w:tcW w:type="dxa" w:w="3405"/>
-            <w:tcBorders>
-              <w:top w:val="single" w:color="BFBFBF" w:sz="4"/>
-              <w:left w:val="single" w:color="BFBFBF" w:sz="4"/>
-              <w:bottom w:val="single" w:color="BFBFBF" w:sz="4"/>
-              <w:right w:val="single" w:color="BFBFBF" w:sz="4"/>
-            </w:tcBorders>
-            <w:tcMar>
-              <w:top w:type="dxa" w:w="60"/>
-              <w:left w:type="dxa" w:w="100"/>
-              <w:bottom w:type="dxa" w:w="60"/>
-              <w:right w:type="dxa" w:w="100"/>
-            </w:tcMar>
-          </w:tcPr>
-          <w:p>
-            <w:r>
-              <w:rPr>
-                <w:b/>
-                <w:bCs/>
-                <w:sz w:val="18"/>
-                <w:szCs w:val="18"/>
-                <w:rFonts w:ascii="Arial" w:cs="Arial" w:eastAsia="Arial" w:hAnsi="Arial"/>
-              </w:rPr>
-              <w:t xml:space="preserve">kuwenta-aws-prd.drawio.svg</w:t>
-            </w:r>
-          </w:p>
-        </w:tc>
-        <w:tc>
-          <w:tcPr>
-            <w:tcW w:type="dxa" w:w="6341"/>
+            <w:tcW w:type="dxa" w:w="4376"/>
+            <w:tcBorders>
+              <w:top w:val="single" w:color="BFBFBF" w:sz="4"/>
+              <w:left w:val="single" w:color="BFBFBF" w:sz="4"/>
+              <w:bottom w:val="single" w:color="BFBFBF" w:sz="4"/>
+              <w:right w:val="single" w:color="BFBFBF" w:sz="4"/>
+            </w:tcBorders>
+            <w:tcMar>
+              <w:top w:type="dxa" w:w="60"/>
+              <w:left w:type="dxa" w:w="100"/>
+              <w:bottom w:type="dxa" w:w="60"/>
+              <w:right w:type="dxa" w:w="100"/>
+            </w:tcMar>
+          </w:tcPr>
+          <w:p>
+            <w:r>
+              <w:rPr>
+                <w:b/>
+                <w:bCs/>
+                <w:sz w:val="18"/>
+                <w:szCs w:val="18"/>
+                <w:rFonts w:ascii="Arial" w:cs="Arial" w:eastAsia="Arial" w:hAnsi="Arial"/>
+              </w:rPr>
+              <w:t xml:space="preserve">design/kuwenta-aws-overview.drawio.svg</w:t>
+            </w:r>
+          </w:p>
+        </w:tc>
+        <w:tc>
+          <w:tcPr>
+            <w:tcW w:type="dxa" w:w="5370"/>
             <w:tcBorders>
               <w:top w:val="single" w:color="BFBFBF" w:sz="4"/>
               <w:left w:val="single" w:color="BFBFBF" w:sz="4"/>
@@ -1014,36 +1014,36 @@
       <w:tr>
         <w:tc>
           <w:tcPr>
-            <w:tcW w:type="dxa" w:w="3405"/>
-            <w:tcBorders>
-              <w:top w:val="single" w:color="BFBFBF" w:sz="4"/>
-              <w:left w:val="single" w:color="BFBFBF" w:sz="4"/>
-              <w:bottom w:val="single" w:color="BFBFBF" w:sz="4"/>
-              <w:right w:val="single" w:color="BFBFBF" w:sz="4"/>
-            </w:tcBorders>
-            <w:tcMar>
-              <w:top w:type="dxa" w:w="60"/>
-              <w:left w:type="dxa" w:w="100"/>
-              <w:bottom w:type="dxa" w:w="60"/>
-              <w:right w:type="dxa" w:w="100"/>
-            </w:tcMar>
-          </w:tcPr>
-          <w:p>
-            <w:r>
-              <w:rPr>
-                <w:b/>
-                <w:bCs/>
-                <w:sz w:val="18"/>
-                <w:szCs w:val="18"/>
-                <w:rFonts w:ascii="Arial" w:cs="Arial" w:eastAsia="Arial" w:hAnsi="Arial"/>
-              </w:rPr>
-              <w:t xml:space="preserve">kuwenta-sequence.drawio.svg</w:t>
-            </w:r>
-          </w:p>
-        </w:tc>
-        <w:tc>
-          <w:tcPr>
-            <w:tcW w:type="dxa" w:w="6341"/>
+            <w:tcW w:type="dxa" w:w="4376"/>
+            <w:tcBorders>
+              <w:top w:val="single" w:color="BFBFBF" w:sz="4"/>
+              <w:left w:val="single" w:color="BFBFBF" w:sz="4"/>
+              <w:bottom w:val="single" w:color="BFBFBF" w:sz="4"/>
+              <w:right w:val="single" w:color="BFBFBF" w:sz="4"/>
+            </w:tcBorders>
+            <w:tcMar>
+              <w:top w:type="dxa" w:w="60"/>
+              <w:left w:type="dxa" w:w="100"/>
+              <w:bottom w:type="dxa" w:w="60"/>
+              <w:right w:type="dxa" w:w="100"/>
+            </w:tcMar>
+          </w:tcPr>
+          <w:p>
+            <w:r>
+              <w:rPr>
+                <w:b/>
+                <w:bCs/>
+                <w:sz w:val="18"/>
+                <w:szCs w:val="18"/>
+                <w:rFonts w:ascii="Arial" w:cs="Arial" w:eastAsia="Arial" w:hAnsi="Arial"/>
+              </w:rPr>
+              <w:t xml:space="preserve">design/kuwenta-sequence-diagram.drawio.svg</w:t>
+            </w:r>
+          </w:p>
+        </w:tc>
+        <w:tc>
+          <w:tcPr>
+            <w:tcW w:type="dxa" w:w="5370"/>
             <w:tcBorders>
               <w:top w:val="single" w:color="BFBFBF" w:sz="4"/>
               <w:left w:val="single" w:color="BFBFBF" w:sz="4"/>
@@ -1072,36 +1072,36 @@
       <w:tr>
         <w:tc>
           <w:tcPr>
-            <w:tcW w:type="dxa" w:w="3405"/>
-            <w:tcBorders>
-              <w:top w:val="single" w:color="BFBFBF" w:sz="4"/>
-              <w:left w:val="single" w:color="BFBFBF" w:sz="4"/>
-              <w:bottom w:val="single" w:color="BFBFBF" w:sz="4"/>
-              <w:right w:val="single" w:color="BFBFBF" w:sz="4"/>
-            </w:tcBorders>
-            <w:tcMar>
-              <w:top w:type="dxa" w:w="60"/>
-              <w:left w:type="dxa" w:w="100"/>
-              <w:bottom w:type="dxa" w:w="60"/>
-              <w:right w:type="dxa" w:w="100"/>
-            </w:tcMar>
-          </w:tcPr>
-          <w:p>
-            <w:r>
-              <w:rPr>
-                <w:b/>
-                <w:bCs/>
-                <w:sz w:val="18"/>
-                <w:szCs w:val="18"/>
-                <w:rFonts w:ascii="Arial" w:cs="Arial" w:eastAsia="Arial" w:hAnsi="Arial"/>
-              </w:rPr>
-              <w:t xml:space="preserve">kuwenta-flow.drawio.svg</w:t>
-            </w:r>
-          </w:p>
-        </w:tc>
-        <w:tc>
-          <w:tcPr>
-            <w:tcW w:type="dxa" w:w="6341"/>
+            <w:tcW w:type="dxa" w:w="4376"/>
+            <w:tcBorders>
+              <w:top w:val="single" w:color="BFBFBF" w:sz="4"/>
+              <w:left w:val="single" w:color="BFBFBF" w:sz="4"/>
+              <w:bottom w:val="single" w:color="BFBFBF" w:sz="4"/>
+              <w:right w:val="single" w:color="BFBFBF" w:sz="4"/>
+            </w:tcBorders>
+            <w:tcMar>
+              <w:top w:type="dxa" w:w="60"/>
+              <w:left w:type="dxa" w:w="100"/>
+              <w:bottom w:type="dxa" w:w="60"/>
+              <w:right w:type="dxa" w:w="100"/>
+            </w:tcMar>
+          </w:tcPr>
+          <w:p>
+            <w:r>
+              <w:rPr>
+                <w:b/>
+                <w:bCs/>
+                <w:sz w:val="18"/>
+                <w:szCs w:val="18"/>
+                <w:rFonts w:ascii="Arial" w:cs="Arial" w:eastAsia="Arial" w:hAnsi="Arial"/>
+              </w:rPr>
+              <w:t xml:space="preserve">design/kuwenta-flow.drawio.svg</w:t>
+            </w:r>
+          </w:p>
+        </w:tc>
+        <w:tc>
+          <w:tcPr>
+            <w:tcW w:type="dxa" w:w="5370"/>
             <w:tcBorders>
               <w:top w:val="single" w:color="BFBFBF" w:sz="4"/>
               <w:left w:val="single" w:color="BFBFBF" w:sz="4"/>
@@ -1143,7 +1143,23 @@
           <w:szCs w:val="22"/>
           <w:rFonts w:ascii="Arial" w:cs="Arial" w:eastAsia="Arial" w:hAnsi="Arial"/>
         </w:rPr>
-        <w:t xml:space="preserve">Edit the </w:t>
+        <w:t xml:space="preserve">The diagrams live in </w:t>
+      </w:r>
+      <w:r>
+        <w:rPr>
+          <w:sz w:val="22"/>
+          <w:szCs w:val="22"/>
+          <w:rFonts w:ascii="Consolas" w:cs="Consolas" w:eastAsia="Consolas" w:hAnsi="Consolas"/>
+        </w:rPr>
+        <w:t xml:space="preserve">docs/design/</w:t>
+      </w:r>
+      <w:r>
+        <w:rPr>
+          <w:sz w:val="22"/>
+          <w:szCs w:val="22"/>
+          <w:rFonts w:ascii="Arial" w:cs="Arial" w:eastAsia="Arial" w:hAnsi="Arial"/>
+        </w:rPr>
+        <w:t xml:space="preserve">. Edit the </w:t>
       </w:r>
       <w:r>
         <w:rPr>
@@ -24843,7 +24859,7 @@
         <w:szCs w:val="16"/>
         <w:rFonts w:ascii="Arial" w:cs="Arial" w:eastAsia="Arial" w:hAnsi="Arial"/>
       </w:rPr>
-      <w:t xml:space="preserve">Kuwenta – Requirements v1.6    Page </w:t>
+      <w:t xml:space="preserve">Kuwenta – Requirements v1.7    Page </w:t>
     </w:r>
     <w:r>
       <w:rPr>
